--- a/Node_demo/toshiba/Final/INDEX.docx
+++ b/Node_demo/toshiba/Final/INDEX.docx
@@ -5,18 +5,18 @@
     <w:p>
       <w:pPr>
         <w:rPr>
-          <w:rFonts w:ascii="Aptos" w:hAnsi="Aptos"/>
-          <w:sz w:val="24"/>
-          <w:szCs w:val="24"/>
-        </w:rPr>
-      </w:pPr>
-      <w:r>
-        <w:rPr>
-          <w:rFonts w:ascii="Aptos" w:hAnsi="Aptos"/>
+          <w:rFonts w:ascii="Times New Roman" w:hAnsi="Times New Roman" w:cs="Times New Roman"/>
+          <w:sz w:val="28"/>
+          <w:szCs w:val="28"/>
+        </w:rPr>
+      </w:pPr>
+      <w:r>
+        <w:rPr>
+          <w:rFonts w:ascii="Times New Roman" w:hAnsi="Times New Roman" w:cs="Times New Roman"/>
           <w:b/>
           <w:bCs/>
-          <w:sz w:val="24"/>
-          <w:szCs w:val="24"/>
+          <w:sz w:val="28"/>
+          <w:szCs w:val="28"/>
         </w:rPr>
         <w:t>BEFORE THE DISTRICT CONSUMER DISPUTES REDRESSAL COMMISSION, MUMBAI</w:t>
       </w:r>
@@ -24,18 +24,18 @@
     <w:p>
       <w:pPr>
         <w:rPr>
-          <w:rFonts w:ascii="Aptos" w:hAnsi="Aptos"/>
-          <w:sz w:val="24"/>
-          <w:szCs w:val="24"/>
-        </w:rPr>
-      </w:pPr>
-      <w:r>
-        <w:rPr>
-          <w:rFonts w:ascii="Aptos" w:hAnsi="Aptos"/>
+          <w:rFonts w:ascii="Times New Roman" w:hAnsi="Times New Roman" w:cs="Times New Roman"/>
+          <w:sz w:val="28"/>
+          <w:szCs w:val="28"/>
+        </w:rPr>
+      </w:pPr>
+      <w:r>
+        <w:rPr>
+          <w:rFonts w:ascii="Times New Roman" w:hAnsi="Times New Roman" w:cs="Times New Roman"/>
           <w:b/>
           <w:bCs/>
-          <w:sz w:val="24"/>
-          <w:szCs w:val="24"/>
+          <w:sz w:val="28"/>
+          <w:szCs w:val="28"/>
         </w:rPr>
         <w:t>Consumer Complaint No. ____ of 2025</w:t>
       </w:r>
@@ -43,20 +43,20 @@
     <w:p>
       <w:pPr>
         <w:rPr>
-          <w:rFonts w:ascii="Aptos" w:hAnsi="Aptos"/>
+          <w:rFonts w:ascii="Times New Roman" w:hAnsi="Times New Roman" w:cs="Times New Roman"/>
           <w:b/>
           <w:bCs/>
-          <w:sz w:val="24"/>
-          <w:szCs w:val="24"/>
-        </w:rPr>
-      </w:pPr>
-      <w:r>
-        <w:rPr>
-          <w:rFonts w:ascii="Aptos" w:hAnsi="Aptos"/>
+          <w:sz w:val="28"/>
+          <w:szCs w:val="28"/>
+        </w:rPr>
+      </w:pPr>
+      <w:r>
+        <w:rPr>
+          <w:rFonts w:ascii="Times New Roman" w:hAnsi="Times New Roman" w:cs="Times New Roman"/>
           <w:b/>
           <w:bCs/>
-          <w:sz w:val="24"/>
-          <w:szCs w:val="24"/>
+          <w:sz w:val="28"/>
+          <w:szCs w:val="28"/>
         </w:rPr>
         <w:t>IN THE MATTER OF:</w:t>
       </w:r>
@@ -64,16 +64,16 @@
     <w:p>
       <w:pPr>
         <w:rPr>
-          <w:rFonts w:ascii="Aptos" w:hAnsi="Aptos"/>
-          <w:sz w:val="24"/>
-          <w:szCs w:val="24"/>
-        </w:rPr>
-      </w:pPr>
-      <w:r>
-        <w:rPr>
-          <w:rFonts w:ascii="Aptos" w:hAnsi="Aptos"/>
-          <w:sz w:val="24"/>
-          <w:szCs w:val="24"/>
+          <w:rFonts w:ascii="Times New Roman" w:hAnsi="Times New Roman" w:cs="Times New Roman"/>
+          <w:sz w:val="28"/>
+          <w:szCs w:val="28"/>
+        </w:rPr>
+      </w:pPr>
+      <w:r>
+        <w:rPr>
+          <w:rFonts w:ascii="Times New Roman" w:hAnsi="Times New Roman" w:cs="Times New Roman"/>
+          <w:sz w:val="28"/>
+          <w:szCs w:val="28"/>
         </w:rPr>
         <w:br/>
         <w:t>Pratik Shah — Complainant</w:t>
@@ -82,34 +82,34 @@
     <w:p>
       <w:pPr>
         <w:rPr>
-          <w:rFonts w:ascii="Aptos" w:hAnsi="Aptos"/>
-          <w:sz w:val="24"/>
-          <w:szCs w:val="24"/>
-        </w:rPr>
-      </w:pPr>
-      <w:r>
-        <w:rPr>
-          <w:rFonts w:ascii="Aptos" w:hAnsi="Aptos"/>
-          <w:sz w:val="24"/>
-          <w:szCs w:val="24"/>
+          <w:rFonts w:ascii="Times New Roman" w:hAnsi="Times New Roman" w:cs="Times New Roman"/>
+          <w:sz w:val="28"/>
+          <w:szCs w:val="28"/>
+        </w:rPr>
+      </w:pPr>
+      <w:r>
+        <w:rPr>
+          <w:rFonts w:ascii="Times New Roman" w:hAnsi="Times New Roman" w:cs="Times New Roman"/>
+          <w:sz w:val="28"/>
+          <w:szCs w:val="28"/>
         </w:rPr>
         <w:t>Versus</w:t>
       </w:r>
       <w:r>
         <w:rPr>
-          <w:rFonts w:ascii="Aptos" w:hAnsi="Aptos"/>
-          <w:sz w:val="24"/>
-          <w:szCs w:val="24"/>
+          <w:rFonts w:ascii="Times New Roman" w:hAnsi="Times New Roman" w:cs="Times New Roman"/>
+          <w:sz w:val="28"/>
+          <w:szCs w:val="28"/>
         </w:rPr>
         <w:br/>
       </w:r>
       <w:r>
         <w:rPr>
-          <w:rFonts w:ascii="Aptos" w:hAnsi="Aptos"/>
+          <w:rFonts w:ascii="Times New Roman" w:hAnsi="Times New Roman" w:cs="Times New Roman"/>
           <w:b/>
           <w:bCs/>
-          <w:sz w:val="24"/>
-          <w:szCs w:val="24"/>
+          <w:sz w:val="28"/>
+          <w:szCs w:val="28"/>
         </w:rPr>
         <w:t>Opposite Parties:</w:t>
       </w:r>
@@ -122,48 +122,48 @@
         </w:numPr>
         <w:spacing w:after="160" w:line="259" w:lineRule="auto"/>
         <w:rPr>
-          <w:rFonts w:ascii="Aptos" w:hAnsi="Aptos"/>
-          <w:sz w:val="24"/>
-          <w:szCs w:val="24"/>
-        </w:rPr>
-      </w:pPr>
-      <w:r>
-        <w:rPr>
-          <w:rFonts w:ascii="Aptos" w:hAnsi="Aptos"/>
+          <w:rFonts w:ascii="Times New Roman" w:hAnsi="Times New Roman" w:cs="Times New Roman"/>
+          <w:sz w:val="28"/>
+          <w:szCs w:val="28"/>
+        </w:rPr>
+      </w:pPr>
+      <w:r>
+        <w:rPr>
+          <w:rFonts w:ascii="Times New Roman" w:hAnsi="Times New Roman" w:cs="Times New Roman"/>
           <w:b/>
           <w:bCs/>
-          <w:sz w:val="24"/>
-          <w:szCs w:val="24"/>
+          <w:sz w:val="28"/>
+          <w:szCs w:val="28"/>
         </w:rPr>
         <w:t xml:space="preserve">Hisense India </w:t>
       </w:r>
       <w:proofErr w:type="spellStart"/>
       <w:r>
         <w:rPr>
-          <w:rFonts w:ascii="Aptos" w:hAnsi="Aptos"/>
+          <w:rFonts w:ascii="Times New Roman" w:hAnsi="Times New Roman" w:cs="Times New Roman"/>
           <w:b/>
           <w:bCs/>
-          <w:sz w:val="24"/>
-          <w:szCs w:val="24"/>
+          <w:sz w:val="28"/>
+          <w:szCs w:val="28"/>
         </w:rPr>
         <w:t>Pvt.</w:t>
       </w:r>
       <w:proofErr w:type="spellEnd"/>
       <w:r>
         <w:rPr>
-          <w:rFonts w:ascii="Aptos" w:hAnsi="Aptos"/>
+          <w:rFonts w:ascii="Times New Roman" w:hAnsi="Times New Roman" w:cs="Times New Roman"/>
           <w:b/>
           <w:bCs/>
-          <w:sz w:val="24"/>
-          <w:szCs w:val="24"/>
+          <w:sz w:val="28"/>
+          <w:szCs w:val="28"/>
         </w:rPr>
         <w:t xml:space="preserve"> Ltd.</w:t>
       </w:r>
       <w:r>
         <w:rPr>
-          <w:rFonts w:ascii="Aptos" w:hAnsi="Aptos"/>
-          <w:sz w:val="24"/>
-          <w:szCs w:val="24"/>
+          <w:rFonts w:ascii="Times New Roman" w:hAnsi="Times New Roman" w:cs="Times New Roman"/>
+          <w:sz w:val="28"/>
+          <w:szCs w:val="28"/>
         </w:rPr>
         <w:t xml:space="preserve"> </w:t>
       </w:r>
@@ -176,40 +176,40 @@
         </w:numPr>
         <w:spacing w:after="160" w:line="259" w:lineRule="auto"/>
         <w:rPr>
-          <w:rFonts w:ascii="Aptos" w:hAnsi="Aptos"/>
-          <w:sz w:val="24"/>
-          <w:szCs w:val="24"/>
-        </w:rPr>
-      </w:pPr>
-      <w:r>
-        <w:rPr>
-          <w:rFonts w:ascii="Aptos" w:hAnsi="Aptos"/>
+          <w:rFonts w:ascii="Times New Roman" w:hAnsi="Times New Roman" w:cs="Times New Roman"/>
+          <w:sz w:val="28"/>
+          <w:szCs w:val="28"/>
+        </w:rPr>
+      </w:pPr>
+      <w:r>
+        <w:rPr>
+          <w:rFonts w:ascii="Times New Roman" w:hAnsi="Times New Roman" w:cs="Times New Roman"/>
           <w:b/>
           <w:bCs/>
-          <w:sz w:val="24"/>
-          <w:szCs w:val="24"/>
+          <w:sz w:val="28"/>
+          <w:szCs w:val="28"/>
         </w:rPr>
         <w:t xml:space="preserve">Toshiba India </w:t>
       </w:r>
       <w:proofErr w:type="spellStart"/>
       <w:r>
         <w:rPr>
-          <w:rFonts w:ascii="Aptos" w:hAnsi="Aptos"/>
+          <w:rFonts w:ascii="Times New Roman" w:hAnsi="Times New Roman" w:cs="Times New Roman"/>
           <w:b/>
           <w:bCs/>
-          <w:sz w:val="24"/>
-          <w:szCs w:val="24"/>
+          <w:sz w:val="28"/>
+          <w:szCs w:val="28"/>
         </w:rPr>
         <w:t>Pvt.</w:t>
       </w:r>
       <w:proofErr w:type="spellEnd"/>
       <w:r>
         <w:rPr>
-          <w:rFonts w:ascii="Aptos" w:hAnsi="Aptos"/>
+          <w:rFonts w:ascii="Times New Roman" w:hAnsi="Times New Roman" w:cs="Times New Roman"/>
           <w:b/>
           <w:bCs/>
-          <w:sz w:val="24"/>
-          <w:szCs w:val="24"/>
+          <w:sz w:val="28"/>
+          <w:szCs w:val="28"/>
         </w:rPr>
         <w:t xml:space="preserve"> Ltd.</w:t>
       </w:r>
@@ -222,60 +222,60 @@
         </w:numPr>
         <w:spacing w:after="160" w:line="259" w:lineRule="auto"/>
         <w:rPr>
-          <w:rFonts w:ascii="Aptos" w:hAnsi="Aptos"/>
-          <w:sz w:val="24"/>
-          <w:szCs w:val="24"/>
-        </w:rPr>
-      </w:pPr>
-      <w:r>
-        <w:rPr>
-          <w:rFonts w:ascii="Aptos" w:hAnsi="Aptos"/>
+          <w:rFonts w:ascii="Times New Roman" w:hAnsi="Times New Roman" w:cs="Times New Roman"/>
+          <w:sz w:val="28"/>
+          <w:szCs w:val="28"/>
+        </w:rPr>
+      </w:pPr>
+      <w:r>
+        <w:rPr>
+          <w:rFonts w:ascii="Times New Roman" w:hAnsi="Times New Roman" w:cs="Times New Roman"/>
           <w:b/>
           <w:bCs/>
-          <w:sz w:val="24"/>
-          <w:szCs w:val="24"/>
+          <w:sz w:val="28"/>
+          <w:szCs w:val="28"/>
         </w:rPr>
         <w:t xml:space="preserve">Toshiba Authorized Service </w:t>
       </w:r>
       <w:r>
         <w:rPr>
-          <w:rFonts w:ascii="Aptos" w:hAnsi="Aptos"/>
+          <w:rFonts w:ascii="Times New Roman" w:hAnsi="Times New Roman" w:cs="Times New Roman"/>
           <w:b/>
           <w:bCs/>
-          <w:sz w:val="24"/>
-          <w:szCs w:val="24"/>
+          <w:sz w:val="28"/>
+          <w:szCs w:val="28"/>
         </w:rPr>
         <w:t>Centre</w:t>
       </w:r>
       <w:r>
         <w:rPr>
-          <w:rFonts w:ascii="Aptos" w:hAnsi="Aptos"/>
+          <w:rFonts w:ascii="Times New Roman" w:hAnsi="Times New Roman" w:cs="Times New Roman"/>
           <w:b/>
           <w:bCs/>
-          <w:sz w:val="24"/>
-          <w:szCs w:val="24"/>
+          <w:sz w:val="28"/>
+          <w:szCs w:val="28"/>
         </w:rPr>
         <w:t xml:space="preserve"> (Reliance </w:t>
       </w:r>
       <w:proofErr w:type="spellStart"/>
       <w:r>
         <w:rPr>
-          <w:rFonts w:ascii="Aptos" w:hAnsi="Aptos"/>
+          <w:rFonts w:ascii="Times New Roman" w:hAnsi="Times New Roman" w:cs="Times New Roman"/>
           <w:b/>
           <w:bCs/>
-          <w:sz w:val="24"/>
-          <w:szCs w:val="24"/>
+          <w:sz w:val="28"/>
+          <w:szCs w:val="28"/>
         </w:rPr>
         <w:t>ResQ</w:t>
       </w:r>
       <w:proofErr w:type="spellEnd"/>
       <w:r>
         <w:rPr>
-          <w:rFonts w:ascii="Aptos" w:hAnsi="Aptos"/>
+          <w:rFonts w:ascii="Times New Roman" w:hAnsi="Times New Roman" w:cs="Times New Roman"/>
           <w:b/>
           <w:bCs/>
-          <w:sz w:val="24"/>
-          <w:szCs w:val="24"/>
+          <w:sz w:val="28"/>
+          <w:szCs w:val="28"/>
         </w:rPr>
         <w:t xml:space="preserve"> – Synergy Electronics)</w:t>
       </w:r>
@@ -288,18 +288,18 @@
         </w:numPr>
         <w:spacing w:after="160" w:line="259" w:lineRule="auto"/>
         <w:rPr>
-          <w:rFonts w:ascii="Aptos" w:hAnsi="Aptos"/>
-          <w:sz w:val="24"/>
-          <w:szCs w:val="24"/>
-        </w:rPr>
-      </w:pPr>
-      <w:r>
-        <w:rPr>
-          <w:rFonts w:ascii="Aptos" w:hAnsi="Aptos" w:cs="Times New Roman"/>
+          <w:rFonts w:ascii="Times New Roman" w:hAnsi="Times New Roman" w:cs="Times New Roman"/>
+          <w:sz w:val="28"/>
+          <w:szCs w:val="28"/>
+        </w:rPr>
+      </w:pPr>
+      <w:r>
+        <w:rPr>
+          <w:rFonts w:ascii="Times New Roman" w:hAnsi="Times New Roman" w:cs="Times New Roman"/>
           <w:b/>
           <w:bCs/>
-          <w:sz w:val="24"/>
-          <w:szCs w:val="24"/>
+          <w:sz w:val="28"/>
+          <w:szCs w:val="28"/>
           <w:lang w:bidi="mr-IN"/>
         </w:rPr>
         <w:t xml:space="preserve">Amazon Seller Services </w:t>
@@ -307,11 +307,11 @@
       <w:proofErr w:type="spellStart"/>
       <w:r>
         <w:rPr>
-          <w:rFonts w:ascii="Aptos" w:hAnsi="Aptos" w:cs="Times New Roman"/>
+          <w:rFonts w:ascii="Times New Roman" w:hAnsi="Times New Roman" w:cs="Times New Roman"/>
           <w:b/>
           <w:bCs/>
-          <w:sz w:val="24"/>
-          <w:szCs w:val="24"/>
+          <w:sz w:val="28"/>
+          <w:szCs w:val="28"/>
           <w:lang w:bidi="mr-IN"/>
         </w:rPr>
         <w:t>Pvt.</w:t>
@@ -319,31 +319,31 @@
       <w:proofErr w:type="spellEnd"/>
       <w:r>
         <w:rPr>
-          <w:rFonts w:ascii="Aptos" w:hAnsi="Aptos" w:cs="Times New Roman"/>
+          <w:rFonts w:ascii="Times New Roman" w:hAnsi="Times New Roman" w:cs="Times New Roman"/>
           <w:b/>
           <w:bCs/>
-          <w:sz w:val="24"/>
-          <w:szCs w:val="24"/>
+          <w:sz w:val="28"/>
+          <w:szCs w:val="28"/>
           <w:lang w:bidi="mr-IN"/>
         </w:rPr>
         <w:t xml:space="preserve"> Ltd.</w:t>
       </w:r>
       <w:r>
         <w:rPr>
-          <w:rFonts w:ascii="Aptos" w:hAnsi="Aptos" w:cs="Times New Roman"/>
-          <w:sz w:val="24"/>
-          <w:szCs w:val="24"/>
+          <w:rFonts w:ascii="Times New Roman" w:hAnsi="Times New Roman" w:cs="Times New Roman"/>
+          <w:sz w:val="28"/>
+          <w:szCs w:val="28"/>
           <w:lang w:bidi="mr-IN"/>
         </w:rPr>
         <w:t xml:space="preserve"> </w:t>
       </w:r>
       <w:r>
         <w:rPr>
-          <w:rFonts w:ascii="Aptos" w:hAnsi="Aptos" w:cs="Times New Roman"/>
+          <w:rFonts w:ascii="Times New Roman" w:hAnsi="Times New Roman" w:cs="Times New Roman"/>
           <w:i/>
           <w:iCs/>
-          <w:sz w:val="24"/>
-          <w:szCs w:val="24"/>
+          <w:sz w:val="28"/>
+          <w:szCs w:val="28"/>
           <w:lang w:bidi="mr-IN"/>
         </w:rPr>
         <w:t>(Party included for completeness, though they are cooperating)</w:t>
@@ -354,29 +354,29 @@
         <w:spacing w:line="360" w:lineRule="auto"/>
         <w:jc w:val="center"/>
         <w:rPr>
-          <w:rFonts w:ascii="Aptos" w:hAnsi="Aptos"/>
+          <w:rFonts w:ascii="Times New Roman" w:hAnsi="Times New Roman" w:cs="Times New Roman"/>
           <w:b/>
           <w:bCs/>
-          <w:sz w:val="24"/>
-          <w:szCs w:val="24"/>
+          <w:sz w:val="28"/>
+          <w:szCs w:val="28"/>
           <w:u w:val="single"/>
         </w:rPr>
       </w:pPr>
       <w:r>
         <w:rPr>
-          <w:rFonts w:ascii="Aptos" w:hAnsi="Aptos"/>
+          <w:rFonts w:ascii="Times New Roman" w:hAnsi="Times New Roman" w:cs="Times New Roman"/>
           <w:noProof/>
-          <w:sz w:val="24"/>
-          <w:szCs w:val="24"/>
+          <w:sz w:val="28"/>
+          <w:szCs w:val="28"/>
         </w:rPr>
         <w:drawing>
-          <wp:anchor distT="0" distB="0" distL="114300" distR="114300" simplePos="0" relativeHeight="251660288" behindDoc="0" locked="0" layoutInCell="1" allowOverlap="1" wp14:anchorId="150EFC29" wp14:editId="0F075A63">
+          <wp:anchor distT="0" distB="0" distL="114300" distR="114300" simplePos="0" relativeHeight="251659776" behindDoc="0" locked="0" layoutInCell="1" allowOverlap="1" wp14:anchorId="150EFC29" wp14:editId="3067EEBB">
             <wp:simplePos x="0" y="0"/>
             <wp:positionH relativeFrom="column">
-              <wp:posOffset>-1047750</wp:posOffset>
+              <wp:posOffset>4015569</wp:posOffset>
             </wp:positionH>
             <wp:positionV relativeFrom="paragraph">
-              <wp:posOffset>4780915</wp:posOffset>
+              <wp:posOffset>4603494</wp:posOffset>
             </wp:positionV>
             <wp:extent cx="666750" cy="479024"/>
             <wp:effectExtent l="0" t="0" r="0" b="0"/>
@@ -434,11 +434,11 @@
       </w:r>
       <w:r>
         <w:rPr>
-          <w:rFonts w:ascii="Aptos" w:hAnsi="Aptos"/>
+          <w:rFonts w:ascii="Times New Roman" w:hAnsi="Times New Roman" w:cs="Times New Roman"/>
           <w:b/>
           <w:bCs/>
-          <w:sz w:val="24"/>
-          <w:szCs w:val="24"/>
+          <w:sz w:val="28"/>
+          <w:szCs w:val="28"/>
           <w:u w:val="single"/>
         </w:rPr>
         <w:t>INDEX</w:t>
@@ -452,9 +452,9 @@
         <w:tblLook w:val="04A0" w:firstRow="1" w:lastRow="0" w:firstColumn="1" w:lastColumn="0" w:noHBand="0" w:noVBand="1"/>
       </w:tblPr>
       <w:tblGrid>
-        <w:gridCol w:w="1428"/>
-        <w:gridCol w:w="3854"/>
-        <w:gridCol w:w="2375"/>
+        <w:gridCol w:w="1396"/>
+        <w:gridCol w:w="3727"/>
+        <w:gridCol w:w="2534"/>
       </w:tblGrid>
       <w:tr>
         <w:trPr>
@@ -468,32 +468,32 @@
             <w:pPr>
               <w:spacing w:line="360" w:lineRule="auto"/>
               <w:rPr>
-                <w:rFonts w:ascii="Aptos" w:hAnsi="Aptos"/>
-                <w:b/>
-                <w:bCs/>
-                <w:sz w:val="24"/>
-                <w:szCs w:val="24"/>
+                <w:rFonts w:ascii="Times New Roman" w:hAnsi="Times New Roman" w:cs="Times New Roman"/>
+                <w:b/>
+                <w:bCs/>
+                <w:sz w:val="28"/>
+                <w:szCs w:val="28"/>
               </w:rPr>
             </w:pPr>
             <w:proofErr w:type="spellStart"/>
             <w:r>
               <w:rPr>
-                <w:rFonts w:ascii="Aptos" w:hAnsi="Aptos"/>
-                <w:b/>
-                <w:bCs/>
-                <w:sz w:val="24"/>
-                <w:szCs w:val="24"/>
+                <w:rFonts w:ascii="Times New Roman" w:hAnsi="Times New Roman" w:cs="Times New Roman"/>
+                <w:b/>
+                <w:bCs/>
+                <w:sz w:val="28"/>
+                <w:szCs w:val="28"/>
               </w:rPr>
               <w:t>Sr.No</w:t>
             </w:r>
             <w:proofErr w:type="spellEnd"/>
             <w:r>
               <w:rPr>
-                <w:rFonts w:ascii="Aptos" w:hAnsi="Aptos"/>
-                <w:b/>
-                <w:bCs/>
-                <w:sz w:val="24"/>
-                <w:szCs w:val="24"/>
+                <w:rFonts w:ascii="Times New Roman" w:hAnsi="Times New Roman" w:cs="Times New Roman"/>
+                <w:b/>
+                <w:bCs/>
+                <w:sz w:val="28"/>
+                <w:szCs w:val="28"/>
               </w:rPr>
               <w:t>.</w:t>
             </w:r>
@@ -507,20 +507,20 @@
             <w:pPr>
               <w:spacing w:line="360" w:lineRule="auto"/>
               <w:rPr>
-                <w:rFonts w:ascii="Aptos" w:hAnsi="Aptos"/>
-                <w:b/>
-                <w:bCs/>
-                <w:sz w:val="24"/>
-                <w:szCs w:val="24"/>
-              </w:rPr>
-            </w:pPr>
-            <w:r>
-              <w:rPr>
-                <w:rFonts w:ascii="Aptos" w:hAnsi="Aptos"/>
-                <w:b/>
-                <w:bCs/>
-                <w:sz w:val="24"/>
-                <w:szCs w:val="24"/>
+                <w:rFonts w:ascii="Times New Roman" w:hAnsi="Times New Roman" w:cs="Times New Roman"/>
+                <w:b/>
+                <w:bCs/>
+                <w:sz w:val="28"/>
+                <w:szCs w:val="28"/>
+              </w:rPr>
+            </w:pPr>
+            <w:r>
+              <w:rPr>
+                <w:rFonts w:ascii="Times New Roman" w:hAnsi="Times New Roman" w:cs="Times New Roman"/>
+                <w:b/>
+                <w:bCs/>
+                <w:sz w:val="28"/>
+                <w:szCs w:val="28"/>
               </w:rPr>
               <w:t xml:space="preserve">Particulars </w:t>
             </w:r>
@@ -534,20 +534,20 @@
             <w:pPr>
               <w:spacing w:line="360" w:lineRule="auto"/>
               <w:rPr>
-                <w:rFonts w:ascii="Aptos" w:hAnsi="Aptos"/>
-                <w:b/>
-                <w:bCs/>
-                <w:sz w:val="24"/>
-                <w:szCs w:val="24"/>
-              </w:rPr>
-            </w:pPr>
-            <w:r>
-              <w:rPr>
-                <w:rFonts w:ascii="Aptos" w:hAnsi="Aptos"/>
-                <w:b/>
-                <w:bCs/>
-                <w:sz w:val="24"/>
-                <w:szCs w:val="24"/>
+                <w:rFonts w:ascii="Times New Roman" w:hAnsi="Times New Roman" w:cs="Times New Roman"/>
+                <w:b/>
+                <w:bCs/>
+                <w:sz w:val="28"/>
+                <w:szCs w:val="28"/>
+              </w:rPr>
+            </w:pPr>
+            <w:r>
+              <w:rPr>
+                <w:rFonts w:ascii="Times New Roman" w:hAnsi="Times New Roman" w:cs="Times New Roman"/>
+                <w:b/>
+                <w:bCs/>
+                <w:sz w:val="28"/>
+                <w:szCs w:val="28"/>
               </w:rPr>
               <w:t>Page Nos.</w:t>
             </w:r>
@@ -566,16 +566,16 @@
             <w:pPr>
               <w:spacing w:line="360" w:lineRule="auto"/>
               <w:rPr>
-                <w:rFonts w:ascii="Aptos" w:hAnsi="Aptos"/>
-                <w:sz w:val="24"/>
-                <w:szCs w:val="24"/>
-              </w:rPr>
-            </w:pPr>
-            <w:r>
-              <w:rPr>
-                <w:rFonts w:ascii="Aptos" w:hAnsi="Aptos"/>
-                <w:sz w:val="24"/>
-                <w:szCs w:val="24"/>
+                <w:rFonts w:ascii="Times New Roman" w:hAnsi="Times New Roman" w:cs="Times New Roman"/>
+                <w:sz w:val="28"/>
+                <w:szCs w:val="28"/>
+              </w:rPr>
+            </w:pPr>
+            <w:r>
+              <w:rPr>
+                <w:rFonts w:ascii="Times New Roman" w:hAnsi="Times New Roman" w:cs="Times New Roman"/>
+                <w:sz w:val="28"/>
+                <w:szCs w:val="28"/>
               </w:rPr>
               <w:t>1.</w:t>
             </w:r>
@@ -589,24 +589,24 @@
             <w:pPr>
               <w:spacing w:line="360" w:lineRule="auto"/>
               <w:rPr>
-                <w:rFonts w:ascii="Aptos" w:hAnsi="Aptos"/>
-                <w:sz w:val="24"/>
-                <w:szCs w:val="24"/>
-              </w:rPr>
-            </w:pPr>
-            <w:r>
-              <w:rPr>
-                <w:rFonts w:ascii="Aptos" w:hAnsi="Aptos"/>
-                <w:sz w:val="24"/>
-                <w:szCs w:val="24"/>
+                <w:rFonts w:ascii="Times New Roman" w:hAnsi="Times New Roman" w:cs="Times New Roman"/>
+                <w:sz w:val="28"/>
+                <w:szCs w:val="28"/>
+              </w:rPr>
+            </w:pPr>
+            <w:r>
+              <w:rPr>
+                <w:rFonts w:ascii="Times New Roman" w:hAnsi="Times New Roman" w:cs="Times New Roman"/>
+                <w:sz w:val="28"/>
+                <w:szCs w:val="28"/>
               </w:rPr>
               <w:t xml:space="preserve">Proforma For Filing Consumer </w:t>
             </w:r>
             <w:r>
               <w:rPr>
-                <w:rFonts w:ascii="Aptos" w:hAnsi="Aptos"/>
-                <w:sz w:val="24"/>
-                <w:szCs w:val="24"/>
+                <w:rFonts w:ascii="Times New Roman" w:hAnsi="Times New Roman" w:cs="Times New Roman"/>
+                <w:sz w:val="28"/>
+                <w:szCs w:val="28"/>
               </w:rPr>
               <w:t>Complaint</w:t>
             </w:r>
@@ -620,21 +620,21 @@
             <w:pPr>
               <w:spacing w:line="360" w:lineRule="auto"/>
               <w:rPr>
-                <w:rFonts w:ascii="Aptos" w:hAnsi="Aptos"/>
-                <w:b/>
-                <w:bCs/>
-                <w:sz w:val="24"/>
-                <w:szCs w:val="24"/>
+                <w:rFonts w:ascii="Times New Roman" w:hAnsi="Times New Roman" w:cs="Times New Roman"/>
+                <w:b/>
+                <w:bCs/>
+                <w:sz w:val="28"/>
+                <w:szCs w:val="28"/>
                 <w:u w:val="single"/>
               </w:rPr>
             </w:pPr>
             <w:r>
               <w:rPr>
-                <w:rFonts w:ascii="Aptos" w:hAnsi="Aptos"/>
-                <w:b/>
-                <w:bCs/>
-                <w:sz w:val="24"/>
-                <w:szCs w:val="24"/>
+                <w:rFonts w:ascii="Times New Roman" w:hAnsi="Times New Roman" w:cs="Times New Roman"/>
+                <w:b/>
+                <w:bCs/>
+                <w:sz w:val="28"/>
+                <w:szCs w:val="28"/>
                 <w:u w:val="single"/>
               </w:rPr>
               <w:t>1-2</w:t>
@@ -654,16 +654,16 @@
             <w:pPr>
               <w:spacing w:line="360" w:lineRule="auto"/>
               <w:rPr>
-                <w:rFonts w:ascii="Aptos" w:hAnsi="Aptos"/>
-                <w:sz w:val="24"/>
-                <w:szCs w:val="24"/>
-              </w:rPr>
-            </w:pPr>
-            <w:r>
-              <w:rPr>
-                <w:rFonts w:ascii="Aptos" w:hAnsi="Aptos"/>
-                <w:sz w:val="24"/>
-                <w:szCs w:val="24"/>
+                <w:rFonts w:ascii="Times New Roman" w:hAnsi="Times New Roman" w:cs="Times New Roman"/>
+                <w:sz w:val="28"/>
+                <w:szCs w:val="28"/>
+              </w:rPr>
+            </w:pPr>
+            <w:r>
+              <w:rPr>
+                <w:rFonts w:ascii="Times New Roman" w:hAnsi="Times New Roman" w:cs="Times New Roman"/>
+                <w:sz w:val="28"/>
+                <w:szCs w:val="28"/>
               </w:rPr>
               <w:t>1.</w:t>
             </w:r>
@@ -677,16 +677,16 @@
             <w:pPr>
               <w:spacing w:line="360" w:lineRule="auto"/>
               <w:rPr>
-                <w:rFonts w:ascii="Aptos" w:hAnsi="Aptos"/>
-                <w:sz w:val="24"/>
-                <w:szCs w:val="24"/>
-              </w:rPr>
-            </w:pPr>
-            <w:r>
-              <w:rPr>
-                <w:rFonts w:ascii="Aptos" w:hAnsi="Aptos"/>
-                <w:sz w:val="24"/>
-                <w:szCs w:val="24"/>
+                <w:rFonts w:ascii="Times New Roman" w:hAnsi="Times New Roman" w:cs="Times New Roman"/>
+                <w:sz w:val="28"/>
+                <w:szCs w:val="28"/>
+              </w:rPr>
+            </w:pPr>
+            <w:r>
+              <w:rPr>
+                <w:rFonts w:ascii="Times New Roman" w:hAnsi="Times New Roman" w:cs="Times New Roman"/>
+                <w:sz w:val="28"/>
+                <w:szCs w:val="28"/>
               </w:rPr>
               <w:t>Synopsis</w:t>
             </w:r>
@@ -700,21 +700,21 @@
             <w:pPr>
               <w:spacing w:line="360" w:lineRule="auto"/>
               <w:rPr>
-                <w:rFonts w:ascii="Aptos" w:hAnsi="Aptos"/>
-                <w:b/>
-                <w:bCs/>
-                <w:sz w:val="24"/>
-                <w:szCs w:val="24"/>
+                <w:rFonts w:ascii="Times New Roman" w:hAnsi="Times New Roman" w:cs="Times New Roman"/>
+                <w:b/>
+                <w:bCs/>
+                <w:sz w:val="28"/>
+                <w:szCs w:val="28"/>
                 <w:u w:val="single"/>
               </w:rPr>
             </w:pPr>
             <w:r>
               <w:rPr>
-                <w:rFonts w:ascii="Aptos" w:hAnsi="Aptos"/>
-                <w:b/>
-                <w:bCs/>
-                <w:sz w:val="24"/>
-                <w:szCs w:val="24"/>
+                <w:rFonts w:ascii="Times New Roman" w:hAnsi="Times New Roman" w:cs="Times New Roman"/>
+                <w:b/>
+                <w:bCs/>
+                <w:sz w:val="28"/>
+                <w:szCs w:val="28"/>
                 <w:u w:val="single"/>
               </w:rPr>
               <w:t>3-5</w:t>
@@ -734,16 +734,16 @@
             <w:pPr>
               <w:spacing w:line="360" w:lineRule="auto"/>
               <w:rPr>
-                <w:rFonts w:ascii="Aptos" w:hAnsi="Aptos"/>
-                <w:sz w:val="24"/>
-                <w:szCs w:val="24"/>
-              </w:rPr>
-            </w:pPr>
-            <w:r>
-              <w:rPr>
-                <w:rFonts w:ascii="Aptos" w:hAnsi="Aptos"/>
-                <w:sz w:val="24"/>
-                <w:szCs w:val="24"/>
+                <w:rFonts w:ascii="Times New Roman" w:hAnsi="Times New Roman" w:cs="Times New Roman"/>
+                <w:sz w:val="28"/>
+                <w:szCs w:val="28"/>
+              </w:rPr>
+            </w:pPr>
+            <w:r>
+              <w:rPr>
+                <w:rFonts w:ascii="Times New Roman" w:hAnsi="Times New Roman" w:cs="Times New Roman"/>
+                <w:sz w:val="28"/>
+                <w:szCs w:val="28"/>
               </w:rPr>
               <w:t>2.</w:t>
             </w:r>
@@ -757,16 +757,16 @@
             <w:pPr>
               <w:spacing w:line="360" w:lineRule="auto"/>
               <w:rPr>
-                <w:rFonts w:ascii="Aptos" w:hAnsi="Aptos"/>
-                <w:sz w:val="24"/>
-                <w:szCs w:val="24"/>
-              </w:rPr>
-            </w:pPr>
-            <w:r>
-              <w:rPr>
-                <w:rFonts w:ascii="Aptos" w:hAnsi="Aptos"/>
-                <w:sz w:val="24"/>
-                <w:szCs w:val="24"/>
+                <w:rFonts w:ascii="Times New Roman" w:hAnsi="Times New Roman" w:cs="Times New Roman"/>
+                <w:sz w:val="28"/>
+                <w:szCs w:val="28"/>
+              </w:rPr>
+            </w:pPr>
+            <w:r>
+              <w:rPr>
+                <w:rFonts w:ascii="Times New Roman" w:hAnsi="Times New Roman" w:cs="Times New Roman"/>
+                <w:sz w:val="28"/>
+                <w:szCs w:val="28"/>
               </w:rPr>
               <w:t>Memo of Parties</w:t>
             </w:r>
@@ -780,21 +780,21 @@
             <w:pPr>
               <w:spacing w:line="360" w:lineRule="auto"/>
               <w:rPr>
-                <w:rFonts w:ascii="Aptos" w:hAnsi="Aptos"/>
-                <w:b/>
-                <w:bCs/>
-                <w:sz w:val="24"/>
-                <w:szCs w:val="24"/>
+                <w:rFonts w:ascii="Times New Roman" w:hAnsi="Times New Roman" w:cs="Times New Roman"/>
+                <w:b/>
+                <w:bCs/>
+                <w:sz w:val="28"/>
+                <w:szCs w:val="28"/>
                 <w:u w:val="single"/>
               </w:rPr>
             </w:pPr>
             <w:r>
               <w:rPr>
-                <w:rFonts w:ascii="Aptos" w:hAnsi="Aptos"/>
-                <w:b/>
-                <w:bCs/>
-                <w:sz w:val="24"/>
-                <w:szCs w:val="24"/>
+                <w:rFonts w:ascii="Times New Roman" w:hAnsi="Times New Roman" w:cs="Times New Roman"/>
+                <w:b/>
+                <w:bCs/>
+                <w:sz w:val="28"/>
+                <w:szCs w:val="28"/>
                 <w:u w:val="single"/>
               </w:rPr>
               <w:t>6-7</w:t>
@@ -814,16 +814,16 @@
             <w:pPr>
               <w:spacing w:line="360" w:lineRule="auto"/>
               <w:rPr>
-                <w:rFonts w:ascii="Aptos" w:hAnsi="Aptos"/>
-                <w:sz w:val="24"/>
-                <w:szCs w:val="24"/>
-              </w:rPr>
-            </w:pPr>
-            <w:r>
-              <w:rPr>
-                <w:rFonts w:ascii="Aptos" w:hAnsi="Aptos"/>
-                <w:sz w:val="24"/>
-                <w:szCs w:val="24"/>
+                <w:rFonts w:ascii="Times New Roman" w:hAnsi="Times New Roman" w:cs="Times New Roman"/>
+                <w:sz w:val="28"/>
+                <w:szCs w:val="28"/>
+              </w:rPr>
+            </w:pPr>
+            <w:r>
+              <w:rPr>
+                <w:rFonts w:ascii="Times New Roman" w:hAnsi="Times New Roman" w:cs="Times New Roman"/>
+                <w:sz w:val="28"/>
+                <w:szCs w:val="28"/>
               </w:rPr>
               <w:t>3.</w:t>
             </w:r>
@@ -837,24 +837,24 @@
             <w:pPr>
               <w:spacing w:line="360" w:lineRule="auto"/>
               <w:rPr>
-                <w:rFonts w:ascii="Aptos" w:hAnsi="Aptos"/>
-                <w:sz w:val="24"/>
-                <w:szCs w:val="24"/>
-              </w:rPr>
-            </w:pPr>
-            <w:r>
-              <w:rPr>
-                <w:rFonts w:ascii="Aptos" w:hAnsi="Aptos"/>
-                <w:sz w:val="24"/>
-                <w:szCs w:val="24"/>
+                <w:rFonts w:ascii="Times New Roman" w:hAnsi="Times New Roman" w:cs="Times New Roman"/>
+                <w:sz w:val="28"/>
+                <w:szCs w:val="28"/>
+              </w:rPr>
+            </w:pPr>
+            <w:r>
+              <w:rPr>
+                <w:rFonts w:ascii="Times New Roman" w:hAnsi="Times New Roman" w:cs="Times New Roman"/>
+                <w:sz w:val="28"/>
+                <w:szCs w:val="28"/>
               </w:rPr>
               <w:t>Consumer Complaint</w:t>
             </w:r>
             <w:r>
               <w:rPr>
-                <w:rFonts w:ascii="Aptos" w:hAnsi="Aptos"/>
-                <w:sz w:val="24"/>
-                <w:szCs w:val="24"/>
+                <w:rFonts w:ascii="Times New Roman" w:hAnsi="Times New Roman" w:cs="Times New Roman"/>
+                <w:sz w:val="28"/>
+                <w:szCs w:val="28"/>
               </w:rPr>
               <w:t xml:space="preserve"> with Notarised Affidavit</w:t>
             </w:r>
@@ -868,24 +868,35 @@
             <w:pPr>
               <w:spacing w:line="360" w:lineRule="auto"/>
               <w:rPr>
-                <w:rFonts w:ascii="Aptos" w:hAnsi="Aptos"/>
-                <w:b/>
-                <w:bCs/>
-                <w:sz w:val="24"/>
-                <w:szCs w:val="24"/>
+                <w:rFonts w:ascii="Times New Roman" w:hAnsi="Times New Roman" w:cs="Times New Roman"/>
+                <w:b/>
+                <w:bCs/>
+                <w:sz w:val="28"/>
+                <w:szCs w:val="28"/>
                 <w:u w:val="single"/>
               </w:rPr>
             </w:pPr>
             <w:r>
               <w:rPr>
-                <w:rFonts w:ascii="Aptos" w:hAnsi="Aptos"/>
-                <w:b/>
-                <w:bCs/>
-                <w:sz w:val="24"/>
-                <w:szCs w:val="24"/>
+                <w:rFonts w:ascii="Times New Roman" w:hAnsi="Times New Roman" w:cs="Times New Roman"/>
+                <w:b/>
+                <w:bCs/>
+                <w:sz w:val="28"/>
+                <w:szCs w:val="28"/>
                 <w:u w:val="single"/>
               </w:rPr>
-              <w:t>8-17</w:t>
+              <w:t>8-1</w:t>
+            </w:r>
+            <w:r>
+              <w:rPr>
+                <w:rFonts w:ascii="Times New Roman" w:hAnsi="Times New Roman" w:cs="Times New Roman"/>
+                <w:b/>
+                <w:bCs/>
+                <w:sz w:val="28"/>
+                <w:szCs w:val="28"/>
+                <w:u w:val="single"/>
+              </w:rPr>
+              <w:t>9</w:t>
             </w:r>
           </w:p>
         </w:tc>
@@ -902,16 +913,16 @@
             <w:pPr>
               <w:spacing w:line="360" w:lineRule="auto"/>
               <w:rPr>
-                <w:rFonts w:ascii="Aptos" w:hAnsi="Aptos"/>
-                <w:sz w:val="24"/>
-                <w:szCs w:val="24"/>
-              </w:rPr>
-            </w:pPr>
-            <w:r>
-              <w:rPr>
-                <w:rFonts w:ascii="Aptos" w:hAnsi="Aptos"/>
-                <w:sz w:val="24"/>
-                <w:szCs w:val="24"/>
+                <w:rFonts w:ascii="Times New Roman" w:hAnsi="Times New Roman" w:cs="Times New Roman"/>
+                <w:sz w:val="28"/>
+                <w:szCs w:val="28"/>
+              </w:rPr>
+            </w:pPr>
+            <w:r>
+              <w:rPr>
+                <w:rFonts w:ascii="Times New Roman" w:hAnsi="Times New Roman" w:cs="Times New Roman"/>
+                <w:sz w:val="28"/>
+                <w:szCs w:val="28"/>
               </w:rPr>
               <w:t>4.</w:t>
             </w:r>
@@ -925,16 +936,16 @@
             <w:pPr>
               <w:spacing w:line="360" w:lineRule="auto"/>
               <w:rPr>
-                <w:rFonts w:ascii="Aptos" w:hAnsi="Aptos"/>
-                <w:sz w:val="24"/>
-                <w:szCs w:val="24"/>
-              </w:rPr>
-            </w:pPr>
-            <w:r>
-              <w:rPr>
-                <w:rFonts w:ascii="Aptos" w:hAnsi="Aptos"/>
-                <w:sz w:val="24"/>
-                <w:szCs w:val="24"/>
+                <w:rFonts w:ascii="Times New Roman" w:hAnsi="Times New Roman" w:cs="Times New Roman"/>
+                <w:sz w:val="28"/>
+                <w:szCs w:val="28"/>
+              </w:rPr>
+            </w:pPr>
+            <w:r>
+              <w:rPr>
+                <w:rFonts w:ascii="Times New Roman" w:hAnsi="Times New Roman" w:cs="Times New Roman"/>
+                <w:sz w:val="28"/>
+                <w:szCs w:val="28"/>
               </w:rPr>
               <w:t>Interlocutory Application (IA) for early hearing</w:t>
             </w:r>
@@ -948,25 +959,38 @@
             <w:pPr>
               <w:spacing w:line="360" w:lineRule="auto"/>
               <w:rPr>
-                <w:rFonts w:ascii="Aptos" w:hAnsi="Aptos"/>
-                <w:b/>
-                <w:bCs/>
-                <w:sz w:val="24"/>
-                <w:szCs w:val="24"/>
+                <w:rFonts w:ascii="Times New Roman" w:hAnsi="Times New Roman" w:cs="Times New Roman"/>
+                <w:b/>
+                <w:bCs/>
+                <w:sz w:val="28"/>
+                <w:szCs w:val="28"/>
                 <w:u w:val="single"/>
               </w:rPr>
             </w:pPr>
             <w:r>
               <w:rPr>
-                <w:rFonts w:ascii="Aptos" w:hAnsi="Aptos"/>
-                <w:b/>
-                <w:bCs/>
-                <w:sz w:val="24"/>
-                <w:szCs w:val="24"/>
+                <w:rFonts w:ascii="Times New Roman" w:hAnsi="Times New Roman" w:cs="Times New Roman"/>
+                <w:b/>
+                <w:bCs/>
+                <w:sz w:val="28"/>
+                <w:szCs w:val="28"/>
                 <w:u w:val="single"/>
               </w:rPr>
-              <w:t>18-19</w:t>
-            </w:r>
+              <w:t>20-21</w:t>
+            </w:r>
+          </w:p>
+          <w:p>
+            <w:pPr>
+              <w:spacing w:line="360" w:lineRule="auto"/>
+              <w:rPr>
+                <w:rFonts w:ascii="Times New Roman" w:hAnsi="Times New Roman" w:cs="Times New Roman"/>
+                <w:b/>
+                <w:bCs/>
+                <w:sz w:val="28"/>
+                <w:szCs w:val="28"/>
+                <w:u w:val="single"/>
+              </w:rPr>
+            </w:pPr>
           </w:p>
         </w:tc>
       </w:tr>
@@ -982,24 +1006,24 @@
             <w:pPr>
               <w:spacing w:line="360" w:lineRule="auto"/>
               <w:rPr>
-                <w:rFonts w:ascii="Aptos" w:hAnsi="Aptos"/>
-                <w:sz w:val="24"/>
-                <w:szCs w:val="24"/>
-              </w:rPr>
-            </w:pPr>
-            <w:r>
-              <w:rPr>
-                <w:rFonts w:ascii="Aptos" w:hAnsi="Aptos"/>
-                <w:sz w:val="24"/>
-                <w:szCs w:val="24"/>
+                <w:rFonts w:ascii="Times New Roman" w:hAnsi="Times New Roman" w:cs="Times New Roman"/>
+                <w:sz w:val="28"/>
+                <w:szCs w:val="28"/>
+              </w:rPr>
+            </w:pPr>
+            <w:r>
+              <w:rPr>
+                <w:rFonts w:ascii="Times New Roman" w:hAnsi="Times New Roman" w:cs="Times New Roman"/>
+                <w:sz w:val="28"/>
+                <w:szCs w:val="28"/>
               </w:rPr>
               <w:t>5</w:t>
             </w:r>
             <w:r>
               <w:rPr>
-                <w:rFonts w:ascii="Aptos" w:hAnsi="Aptos"/>
-                <w:sz w:val="24"/>
-                <w:szCs w:val="24"/>
+                <w:rFonts w:ascii="Times New Roman" w:hAnsi="Times New Roman" w:cs="Times New Roman"/>
+                <w:sz w:val="28"/>
+                <w:szCs w:val="28"/>
               </w:rPr>
               <w:t>.</w:t>
             </w:r>
@@ -1013,40 +1037,40 @@
             <w:pPr>
               <w:spacing w:line="360" w:lineRule="auto"/>
               <w:rPr>
-                <w:rFonts w:ascii="Aptos" w:hAnsi="Aptos"/>
-                <w:sz w:val="24"/>
-                <w:szCs w:val="24"/>
-              </w:rPr>
-            </w:pPr>
-            <w:r>
-              <w:rPr>
-                <w:rFonts w:ascii="Aptos" w:hAnsi="Aptos"/>
-                <w:sz w:val="24"/>
-                <w:szCs w:val="24"/>
+                <w:rFonts w:ascii="Times New Roman" w:hAnsi="Times New Roman" w:cs="Times New Roman"/>
+                <w:sz w:val="28"/>
+                <w:szCs w:val="28"/>
+              </w:rPr>
+            </w:pPr>
+            <w:r>
+              <w:rPr>
+                <w:rFonts w:ascii="Times New Roman" w:hAnsi="Times New Roman" w:cs="Times New Roman"/>
+                <w:sz w:val="28"/>
+                <w:szCs w:val="28"/>
               </w:rPr>
               <w:t>Annexures</w:t>
             </w:r>
             <w:r>
               <w:rPr>
-                <w:rFonts w:ascii="Aptos" w:hAnsi="Aptos"/>
-                <w:sz w:val="24"/>
-                <w:szCs w:val="24"/>
+                <w:rFonts w:ascii="Times New Roman" w:hAnsi="Times New Roman" w:cs="Times New Roman"/>
+                <w:sz w:val="28"/>
+                <w:szCs w:val="28"/>
               </w:rPr>
               <w:t xml:space="preserve"> -1</w:t>
             </w:r>
             <w:r>
               <w:rPr>
-                <w:rFonts w:ascii="Aptos" w:hAnsi="Aptos"/>
-                <w:sz w:val="24"/>
-                <w:szCs w:val="24"/>
+                <w:rFonts w:ascii="Times New Roman" w:hAnsi="Times New Roman" w:cs="Times New Roman"/>
+                <w:sz w:val="28"/>
+                <w:szCs w:val="28"/>
               </w:rPr>
               <w:t xml:space="preserve"> </w:t>
             </w:r>
             <w:r>
               <w:rPr>
-                <w:rFonts w:ascii="Aptos" w:hAnsi="Aptos"/>
-                <w:sz w:val="24"/>
-                <w:szCs w:val="24"/>
+                <w:rFonts w:ascii="Times New Roman" w:hAnsi="Times New Roman" w:cs="Times New Roman"/>
+                <w:sz w:val="28"/>
+                <w:szCs w:val="28"/>
               </w:rPr>
               <w:t>– Invoice</w:t>
             </w:r>
@@ -1060,21 +1084,21 @@
             <w:pPr>
               <w:spacing w:line="360" w:lineRule="auto"/>
               <w:rPr>
-                <w:rFonts w:ascii="Aptos" w:hAnsi="Aptos"/>
-                <w:b/>
-                <w:bCs/>
-                <w:sz w:val="24"/>
-                <w:szCs w:val="24"/>
+                <w:rFonts w:ascii="Times New Roman" w:hAnsi="Times New Roman" w:cs="Times New Roman"/>
+                <w:b/>
+                <w:bCs/>
+                <w:sz w:val="28"/>
+                <w:szCs w:val="28"/>
                 <w:u w:val="single"/>
               </w:rPr>
             </w:pPr>
             <w:r>
               <w:rPr>
-                <w:rFonts w:ascii="Aptos" w:hAnsi="Aptos"/>
-                <w:b/>
-                <w:bCs/>
-                <w:sz w:val="24"/>
-                <w:szCs w:val="24"/>
+                <w:rFonts w:ascii="Times New Roman" w:hAnsi="Times New Roman" w:cs="Times New Roman"/>
+                <w:b/>
+                <w:bCs/>
+                <w:sz w:val="28"/>
+                <w:szCs w:val="28"/>
                 <w:u w:val="single"/>
               </w:rPr>
               <w:t xml:space="preserve">Attached/Uploaded </w:t>
@@ -1094,16 +1118,16 @@
             <w:pPr>
               <w:spacing w:line="360" w:lineRule="auto"/>
               <w:rPr>
-                <w:rFonts w:ascii="Aptos" w:hAnsi="Aptos"/>
-                <w:sz w:val="24"/>
-                <w:szCs w:val="24"/>
-              </w:rPr>
-            </w:pPr>
-            <w:r>
-              <w:rPr>
-                <w:rFonts w:ascii="Aptos" w:hAnsi="Aptos"/>
-                <w:sz w:val="24"/>
-                <w:szCs w:val="24"/>
+                <w:rFonts w:ascii="Times New Roman" w:hAnsi="Times New Roman" w:cs="Times New Roman"/>
+                <w:sz w:val="28"/>
+                <w:szCs w:val="28"/>
+              </w:rPr>
+            </w:pPr>
+            <w:r>
+              <w:rPr>
+                <w:rFonts w:ascii="Times New Roman" w:hAnsi="Times New Roman" w:cs="Times New Roman"/>
+                <w:sz w:val="28"/>
+                <w:szCs w:val="28"/>
               </w:rPr>
               <w:t>6.</w:t>
             </w:r>
@@ -1117,16 +1141,16 @@
             <w:pPr>
               <w:spacing w:line="360" w:lineRule="auto"/>
               <w:rPr>
-                <w:rFonts w:ascii="Aptos" w:hAnsi="Aptos"/>
-                <w:sz w:val="24"/>
-                <w:szCs w:val="24"/>
-              </w:rPr>
-            </w:pPr>
-            <w:r>
-              <w:rPr>
-                <w:rFonts w:ascii="Aptos" w:hAnsi="Aptos"/>
-                <w:sz w:val="24"/>
-                <w:szCs w:val="24"/>
+                <w:rFonts w:ascii="Times New Roman" w:hAnsi="Times New Roman" w:cs="Times New Roman"/>
+                <w:sz w:val="28"/>
+                <w:szCs w:val="28"/>
+              </w:rPr>
+            </w:pPr>
+            <w:r>
+              <w:rPr>
+                <w:rFonts w:ascii="Times New Roman" w:hAnsi="Times New Roman" w:cs="Times New Roman"/>
+                <w:sz w:val="28"/>
+                <w:szCs w:val="28"/>
               </w:rPr>
               <w:t>Annexures -2 - Warranty</w:t>
             </w:r>
@@ -1140,21 +1164,21 @@
             <w:pPr>
               <w:spacing w:line="360" w:lineRule="auto"/>
               <w:rPr>
-                <w:rFonts w:ascii="Aptos" w:hAnsi="Aptos"/>
-                <w:b/>
-                <w:bCs/>
-                <w:sz w:val="24"/>
-                <w:szCs w:val="24"/>
+                <w:rFonts w:ascii="Times New Roman" w:hAnsi="Times New Roman" w:cs="Times New Roman"/>
+                <w:b/>
+                <w:bCs/>
+                <w:sz w:val="28"/>
+                <w:szCs w:val="28"/>
                 <w:u w:val="single"/>
               </w:rPr>
             </w:pPr>
             <w:r>
               <w:rPr>
-                <w:rFonts w:ascii="Aptos" w:hAnsi="Aptos"/>
-                <w:b/>
-                <w:bCs/>
-                <w:sz w:val="24"/>
-                <w:szCs w:val="24"/>
+                <w:rFonts w:ascii="Times New Roman" w:hAnsi="Times New Roman" w:cs="Times New Roman"/>
+                <w:b/>
+                <w:bCs/>
+                <w:sz w:val="28"/>
+                <w:szCs w:val="28"/>
                 <w:u w:val="single"/>
               </w:rPr>
               <w:t xml:space="preserve">Attached/Uploaded </w:t>
@@ -1174,17 +1198,18 @@
             <w:pPr>
               <w:spacing w:line="360" w:lineRule="auto"/>
               <w:rPr>
-                <w:rFonts w:ascii="Aptos" w:hAnsi="Aptos"/>
-                <w:sz w:val="24"/>
-                <w:szCs w:val="24"/>
-              </w:rPr>
-            </w:pPr>
-            <w:r>
-              <w:rPr>
-                <w:rFonts w:ascii="Aptos" w:hAnsi="Aptos"/>
-                <w:sz w:val="24"/>
-                <w:szCs w:val="24"/>
-              </w:rPr>
+                <w:rFonts w:ascii="Times New Roman" w:hAnsi="Times New Roman" w:cs="Times New Roman"/>
+                <w:sz w:val="28"/>
+                <w:szCs w:val="28"/>
+              </w:rPr>
+            </w:pPr>
+            <w:r>
+              <w:rPr>
+                <w:rFonts w:ascii="Times New Roman" w:hAnsi="Times New Roman" w:cs="Times New Roman"/>
+                <w:sz w:val="28"/>
+                <w:szCs w:val="28"/>
+              </w:rPr>
+              <w:lastRenderedPageBreak/>
               <w:t>7.</w:t>
             </w:r>
           </w:p>
@@ -1197,16 +1222,16 @@
             <w:pPr>
               <w:spacing w:line="360" w:lineRule="auto"/>
               <w:rPr>
-                <w:rFonts w:ascii="Aptos" w:hAnsi="Aptos"/>
-                <w:sz w:val="24"/>
-                <w:szCs w:val="24"/>
-              </w:rPr>
-            </w:pPr>
-            <w:r>
-              <w:rPr>
-                <w:rFonts w:ascii="Aptos" w:hAnsi="Aptos"/>
-                <w:sz w:val="24"/>
-                <w:szCs w:val="24"/>
+                <w:rFonts w:ascii="Times New Roman" w:hAnsi="Times New Roman" w:cs="Times New Roman"/>
+                <w:sz w:val="28"/>
+                <w:szCs w:val="28"/>
+              </w:rPr>
+            </w:pPr>
+            <w:r>
+              <w:rPr>
+                <w:rFonts w:ascii="Times New Roman" w:hAnsi="Times New Roman" w:cs="Times New Roman"/>
+                <w:sz w:val="28"/>
+                <w:szCs w:val="28"/>
               </w:rPr>
               <w:t>Annexure 3 – Email sent to Toshiba/Hisense Customer service</w:t>
             </w:r>
@@ -1220,21 +1245,21 @@
             <w:pPr>
               <w:spacing w:line="360" w:lineRule="auto"/>
               <w:rPr>
-                <w:rFonts w:ascii="Aptos" w:hAnsi="Aptos"/>
-                <w:b/>
-                <w:bCs/>
-                <w:sz w:val="24"/>
-                <w:szCs w:val="24"/>
+                <w:rFonts w:ascii="Times New Roman" w:hAnsi="Times New Roman" w:cs="Times New Roman"/>
+                <w:b/>
+                <w:bCs/>
+                <w:sz w:val="28"/>
+                <w:szCs w:val="28"/>
                 <w:u w:val="single"/>
               </w:rPr>
             </w:pPr>
             <w:r>
               <w:rPr>
-                <w:rFonts w:ascii="Aptos" w:hAnsi="Aptos"/>
-                <w:b/>
-                <w:bCs/>
-                <w:sz w:val="24"/>
-                <w:szCs w:val="24"/>
+                <w:rFonts w:ascii="Times New Roman" w:hAnsi="Times New Roman" w:cs="Times New Roman"/>
+                <w:b/>
+                <w:bCs/>
+                <w:sz w:val="28"/>
+                <w:szCs w:val="28"/>
                 <w:u w:val="single"/>
               </w:rPr>
               <w:t xml:space="preserve">Attached/Uploaded </w:t>
@@ -1254,16 +1279,16 @@
             <w:pPr>
               <w:spacing w:line="360" w:lineRule="auto"/>
               <w:rPr>
-                <w:rFonts w:ascii="Aptos" w:hAnsi="Aptos"/>
-                <w:sz w:val="24"/>
-                <w:szCs w:val="24"/>
-              </w:rPr>
-            </w:pPr>
-            <w:r>
-              <w:rPr>
-                <w:rFonts w:ascii="Aptos" w:hAnsi="Aptos"/>
-                <w:sz w:val="24"/>
-                <w:szCs w:val="24"/>
+                <w:rFonts w:ascii="Times New Roman" w:hAnsi="Times New Roman" w:cs="Times New Roman"/>
+                <w:sz w:val="28"/>
+                <w:szCs w:val="28"/>
+              </w:rPr>
+            </w:pPr>
+            <w:r>
+              <w:rPr>
+                <w:rFonts w:ascii="Times New Roman" w:hAnsi="Times New Roman" w:cs="Times New Roman"/>
+                <w:sz w:val="28"/>
+                <w:szCs w:val="28"/>
               </w:rPr>
               <w:t>8.</w:t>
             </w:r>
@@ -1277,16 +1302,16 @@
             <w:pPr>
               <w:spacing w:line="360" w:lineRule="auto"/>
               <w:rPr>
-                <w:rFonts w:ascii="Aptos" w:hAnsi="Aptos"/>
-                <w:sz w:val="24"/>
-                <w:szCs w:val="24"/>
-              </w:rPr>
-            </w:pPr>
-            <w:r>
-              <w:rPr>
-                <w:rFonts w:ascii="Aptos" w:hAnsi="Aptos"/>
-                <w:sz w:val="24"/>
-                <w:szCs w:val="24"/>
+                <w:rFonts w:ascii="Times New Roman" w:hAnsi="Times New Roman" w:cs="Times New Roman"/>
+                <w:sz w:val="28"/>
+                <w:szCs w:val="28"/>
+              </w:rPr>
+            </w:pPr>
+            <w:r>
+              <w:rPr>
+                <w:rFonts w:ascii="Times New Roman" w:hAnsi="Times New Roman" w:cs="Times New Roman"/>
+                <w:sz w:val="28"/>
+                <w:szCs w:val="28"/>
               </w:rPr>
               <w:t>Annexure 4 – Email sent to amazon</w:t>
             </w:r>
@@ -1300,21 +1325,21 @@
             <w:pPr>
               <w:spacing w:line="360" w:lineRule="auto"/>
               <w:rPr>
-                <w:rFonts w:ascii="Aptos" w:hAnsi="Aptos"/>
-                <w:b/>
-                <w:bCs/>
-                <w:sz w:val="24"/>
-                <w:szCs w:val="24"/>
+                <w:rFonts w:ascii="Times New Roman" w:hAnsi="Times New Roman" w:cs="Times New Roman"/>
+                <w:b/>
+                <w:bCs/>
+                <w:sz w:val="28"/>
+                <w:szCs w:val="28"/>
                 <w:u w:val="single"/>
               </w:rPr>
             </w:pPr>
             <w:r>
               <w:rPr>
-                <w:rFonts w:ascii="Aptos" w:hAnsi="Aptos"/>
-                <w:b/>
-                <w:bCs/>
-                <w:sz w:val="24"/>
-                <w:szCs w:val="24"/>
+                <w:rFonts w:ascii="Times New Roman" w:hAnsi="Times New Roman" w:cs="Times New Roman"/>
+                <w:b/>
+                <w:bCs/>
+                <w:sz w:val="28"/>
+                <w:szCs w:val="28"/>
                 <w:u w:val="single"/>
               </w:rPr>
               <w:t xml:space="preserve">Attached/Uploaded </w:t>
@@ -1334,18 +1359,17 @@
             <w:pPr>
               <w:spacing w:line="360" w:lineRule="auto"/>
               <w:rPr>
-                <w:rFonts w:ascii="Aptos" w:hAnsi="Aptos"/>
-                <w:sz w:val="24"/>
-                <w:szCs w:val="24"/>
-              </w:rPr>
-            </w:pPr>
-            <w:r>
-              <w:rPr>
-                <w:rFonts w:ascii="Aptos" w:hAnsi="Aptos"/>
-                <w:sz w:val="24"/>
-                <w:szCs w:val="24"/>
-              </w:rPr>
-              <w:lastRenderedPageBreak/>
+                <w:rFonts w:ascii="Times New Roman" w:hAnsi="Times New Roman" w:cs="Times New Roman"/>
+                <w:sz w:val="28"/>
+                <w:szCs w:val="28"/>
+              </w:rPr>
+            </w:pPr>
+            <w:r>
+              <w:rPr>
+                <w:rFonts w:ascii="Times New Roman" w:hAnsi="Times New Roman" w:cs="Times New Roman"/>
+                <w:sz w:val="28"/>
+                <w:szCs w:val="28"/>
+              </w:rPr>
               <w:t>9.</w:t>
             </w:r>
           </w:p>
@@ -1358,16 +1382,16 @@
             <w:pPr>
               <w:spacing w:line="360" w:lineRule="auto"/>
               <w:rPr>
-                <w:rFonts w:ascii="Aptos" w:hAnsi="Aptos"/>
-                <w:sz w:val="24"/>
-                <w:szCs w:val="24"/>
-              </w:rPr>
-            </w:pPr>
-            <w:r>
-              <w:rPr>
-                <w:rFonts w:ascii="Aptos" w:hAnsi="Aptos"/>
-                <w:sz w:val="24"/>
-                <w:szCs w:val="24"/>
+                <w:rFonts w:ascii="Times New Roman" w:hAnsi="Times New Roman" w:cs="Times New Roman"/>
+                <w:sz w:val="28"/>
+                <w:szCs w:val="28"/>
+              </w:rPr>
+            </w:pPr>
+            <w:r>
+              <w:rPr>
+                <w:rFonts w:ascii="Times New Roman" w:hAnsi="Times New Roman" w:cs="Times New Roman"/>
+                <w:sz w:val="28"/>
+                <w:szCs w:val="28"/>
               </w:rPr>
               <w:t>Annexure 5 – Screenshots of call logs, social media complaint</w:t>
             </w:r>
@@ -1381,21 +1405,21 @@
             <w:pPr>
               <w:spacing w:line="360" w:lineRule="auto"/>
               <w:rPr>
-                <w:rFonts w:ascii="Aptos" w:hAnsi="Aptos"/>
-                <w:b/>
-                <w:bCs/>
-                <w:sz w:val="24"/>
-                <w:szCs w:val="24"/>
+                <w:rFonts w:ascii="Times New Roman" w:hAnsi="Times New Roman" w:cs="Times New Roman"/>
+                <w:b/>
+                <w:bCs/>
+                <w:sz w:val="28"/>
+                <w:szCs w:val="28"/>
                 <w:u w:val="single"/>
               </w:rPr>
             </w:pPr>
             <w:r>
               <w:rPr>
-                <w:rFonts w:ascii="Aptos" w:hAnsi="Aptos"/>
-                <w:b/>
-                <w:bCs/>
-                <w:sz w:val="24"/>
-                <w:szCs w:val="24"/>
+                <w:rFonts w:ascii="Times New Roman" w:hAnsi="Times New Roman" w:cs="Times New Roman"/>
+                <w:b/>
+                <w:bCs/>
+                <w:sz w:val="28"/>
+                <w:szCs w:val="28"/>
                 <w:u w:val="single"/>
               </w:rPr>
               <w:t xml:space="preserve">Attached/Uploaded </w:t>
@@ -1415,16 +1439,16 @@
             <w:pPr>
               <w:spacing w:line="360" w:lineRule="auto"/>
               <w:rPr>
-                <w:rFonts w:ascii="Aptos" w:hAnsi="Aptos"/>
-                <w:sz w:val="24"/>
-                <w:szCs w:val="24"/>
-              </w:rPr>
-            </w:pPr>
-            <w:r>
-              <w:rPr>
-                <w:rFonts w:ascii="Aptos" w:hAnsi="Aptos"/>
-                <w:sz w:val="24"/>
-                <w:szCs w:val="24"/>
+                <w:rFonts w:ascii="Times New Roman" w:hAnsi="Times New Roman" w:cs="Times New Roman"/>
+                <w:sz w:val="28"/>
+                <w:szCs w:val="28"/>
+              </w:rPr>
+            </w:pPr>
+            <w:r>
+              <w:rPr>
+                <w:rFonts w:ascii="Times New Roman" w:hAnsi="Times New Roman" w:cs="Times New Roman"/>
+                <w:sz w:val="28"/>
+                <w:szCs w:val="28"/>
               </w:rPr>
               <w:t>10.</w:t>
             </w:r>
@@ -1438,16 +1462,16 @@
             <w:pPr>
               <w:spacing w:line="360" w:lineRule="auto"/>
               <w:rPr>
-                <w:rFonts w:ascii="Aptos" w:hAnsi="Aptos"/>
-                <w:sz w:val="24"/>
-                <w:szCs w:val="24"/>
-              </w:rPr>
-            </w:pPr>
-            <w:r>
-              <w:rPr>
-                <w:rFonts w:ascii="Aptos" w:hAnsi="Aptos"/>
-                <w:sz w:val="24"/>
-                <w:szCs w:val="24"/>
+                <w:rFonts w:ascii="Times New Roman" w:hAnsi="Times New Roman" w:cs="Times New Roman"/>
+                <w:sz w:val="28"/>
+                <w:szCs w:val="28"/>
+              </w:rPr>
+            </w:pPr>
+            <w:r>
+              <w:rPr>
+                <w:rFonts w:ascii="Times New Roman" w:hAnsi="Times New Roman" w:cs="Times New Roman"/>
+                <w:sz w:val="28"/>
+                <w:szCs w:val="28"/>
               </w:rPr>
               <w:t>Annexure 6 – Grievance with the consumer forum</w:t>
             </w:r>
@@ -1461,21 +1485,21 @@
             <w:pPr>
               <w:spacing w:line="360" w:lineRule="auto"/>
               <w:rPr>
-                <w:rFonts w:ascii="Aptos" w:hAnsi="Aptos"/>
-                <w:b/>
-                <w:bCs/>
-                <w:sz w:val="24"/>
-                <w:szCs w:val="24"/>
+                <w:rFonts w:ascii="Times New Roman" w:hAnsi="Times New Roman" w:cs="Times New Roman"/>
+                <w:b/>
+                <w:bCs/>
+                <w:sz w:val="28"/>
+                <w:szCs w:val="28"/>
                 <w:u w:val="single"/>
               </w:rPr>
             </w:pPr>
             <w:r>
               <w:rPr>
-                <w:rFonts w:ascii="Aptos" w:hAnsi="Aptos"/>
-                <w:b/>
-                <w:bCs/>
-                <w:sz w:val="24"/>
-                <w:szCs w:val="24"/>
+                <w:rFonts w:ascii="Times New Roman" w:hAnsi="Times New Roman" w:cs="Times New Roman"/>
+                <w:b/>
+                <w:bCs/>
+                <w:sz w:val="28"/>
+                <w:szCs w:val="28"/>
                 <w:u w:val="single"/>
               </w:rPr>
               <w:t xml:space="preserve">Attached/Uploaded </w:t>
@@ -1488,11 +1512,11 @@
       <w:pPr>
         <w:spacing w:line="360" w:lineRule="auto"/>
         <w:rPr>
-          <w:rFonts w:ascii="Aptos" w:hAnsi="Aptos"/>
+          <w:rFonts w:ascii="Times New Roman" w:hAnsi="Times New Roman" w:cs="Times New Roman"/>
           <w:b/>
           <w:bCs/>
-          <w:sz w:val="24"/>
-          <w:szCs w:val="24"/>
+          <w:sz w:val="28"/>
+          <w:szCs w:val="28"/>
           <w:u w:val="single"/>
         </w:rPr>
       </w:pPr>
@@ -1502,22 +1526,22 @@
         <w:spacing w:line="360" w:lineRule="auto"/>
         <w:jc w:val="both"/>
         <w:rPr>
-          <w:rFonts w:ascii="Aptos" w:hAnsi="Aptos"/>
+          <w:rFonts w:ascii="Times New Roman" w:hAnsi="Times New Roman" w:cs="Times New Roman"/>
           <w:b/>
           <w:bCs/>
-          <w:sz w:val="24"/>
-          <w:szCs w:val="24"/>
-        </w:rPr>
-      </w:pPr>
-      <w:r>
-        <w:rPr>
-          <w:rFonts w:ascii="Aptos" w:hAnsi="Aptos"/>
+          <w:sz w:val="28"/>
+          <w:szCs w:val="28"/>
+        </w:rPr>
+      </w:pPr>
+      <w:r>
+        <w:rPr>
+          <w:rFonts w:ascii="Times New Roman" w:hAnsi="Times New Roman" w:cs="Times New Roman"/>
           <w:noProof/>
-          <w:sz w:val="24"/>
-          <w:szCs w:val="24"/>
+          <w:sz w:val="28"/>
+          <w:szCs w:val="28"/>
         </w:rPr>
         <w:drawing>
-          <wp:anchor distT="0" distB="0" distL="114300" distR="114300" simplePos="0" relativeHeight="251658240" behindDoc="0" locked="0" layoutInCell="1" allowOverlap="1" wp14:anchorId="76BCB469" wp14:editId="1F06674A">
+          <wp:anchor distT="0" distB="0" distL="114300" distR="114300" simplePos="0" relativeHeight="251656704" behindDoc="0" locked="0" layoutInCell="1" allowOverlap="1" wp14:anchorId="76BCB469" wp14:editId="1F06674A">
             <wp:simplePos x="0" y="0"/>
             <wp:positionH relativeFrom="column">
               <wp:posOffset>-508634</wp:posOffset>
@@ -1581,29 +1605,28 @@
       </w:r>
       <w:r>
         <w:rPr>
-          <w:rFonts w:ascii="Aptos" w:hAnsi="Aptos"/>
+          <w:rFonts w:ascii="Times New Roman" w:hAnsi="Times New Roman" w:cs="Times New Roman"/>
           <w:b/>
           <w:bCs/>
-          <w:sz w:val="24"/>
-          <w:szCs w:val="24"/>
+          <w:sz w:val="28"/>
+          <w:szCs w:val="28"/>
         </w:rPr>
         <w:t xml:space="preserve">      </w:t>
       </w:r>
       <w:r>
         <w:rPr>
-          <w:rFonts w:ascii="Aptos" w:hAnsi="Aptos"/>
-          <w:sz w:val="24"/>
-          <w:szCs w:val="24"/>
+          <w:rFonts w:ascii="Times New Roman" w:hAnsi="Times New Roman" w:cs="Times New Roman"/>
+          <w:sz w:val="28"/>
+          <w:szCs w:val="28"/>
         </w:rPr>
         <w:t xml:space="preserve"> </w:t>
       </w:r>
     </w:p>
     <w:sectPr>
       <w:footerReference w:type="even" r:id="rId8"/>
-      <w:footerReference w:type="default" r:id="rId9"/>
-      <w:footerReference w:type="first" r:id="rId10"/>
+      <w:footerReference w:type="first" r:id="rId9"/>
       <w:pgSz w:w="11906" w:h="16838"/>
-      <w:pgMar w:top="1134" w:right="1701" w:bottom="1134" w:left="2835" w:header="709" w:footer="709" w:gutter="0"/>
+      <w:pgMar w:top="1440" w:right="1440" w:bottom="1440" w:left="2155" w:header="709" w:footer="709" w:gutter="0"/>
       <w:cols w:space="708"/>
       <w:docGrid w:linePitch="360"/>
     </w:sectPr>
@@ -1779,136 +1802,6 @@
       <mc:AlternateContent>
         <mc:Choice Requires="wps">
           <w:drawing>
-            <wp:anchor distT="0" distB="0" distL="0" distR="0" simplePos="0" relativeHeight="251660288" behindDoc="0" locked="0" layoutInCell="1" allowOverlap="1" wp14:anchorId="16238EDA" wp14:editId="4F28BAB5">
-              <wp:simplePos x="1076325" y="10067925"/>
-              <wp:positionH relativeFrom="page">
-                <wp:align>center</wp:align>
-              </wp:positionH>
-              <wp:positionV relativeFrom="page">
-                <wp:align>bottom</wp:align>
-              </wp:positionV>
-              <wp:extent cx="1677670" cy="351155"/>
-              <wp:effectExtent l="0" t="0" r="17780" b="0"/>
-              <wp:wrapNone/>
-              <wp:docPr id="593961536" name="Text Box 3" descr="Information Classification: GENERAL">
-                <a:extLst xmlns:a="http://schemas.openxmlformats.org/drawingml/2006/main">
-                  <a:ext uri="{5AE41FA2-C0FF-4470-9BD4-5FADCA87CBE2}">
-                    <aclsh:classification xmlns:aclsh="http://schemas.microsoft.com/office/drawing/2020/classificationShape" classificationOutcomeType="ftr"/>
-                  </a:ext>
-                </a:extLst>
-              </wp:docPr>
-              <wp:cNvGraphicFramePr/>
-              <a:graphic xmlns:a="http://schemas.openxmlformats.org/drawingml/2006/main">
-                <a:graphicData uri="http://schemas.microsoft.com/office/word/2010/wordprocessingShape">
-                  <wps:wsp>
-                    <wps:cNvSpPr txBox="1"/>
-                    <wps:spPr>
-                      <a:xfrm>
-                        <a:off x="0" y="0"/>
-                        <a:ext cx="1677670" cy="351155"/>
-                      </a:xfrm>
-                      <a:prstGeom prst="rect">
-                        <a:avLst/>
-                      </a:prstGeom>
-                      <a:noFill/>
-                      <a:ln>
-                        <a:noFill/>
-                      </a:ln>
-                    </wps:spPr>
-                    <wps:txbx>
-                      <w:txbxContent>
-                        <w:p>
-                          <w:pPr>
-                            <w:spacing w:after="0"/>
-                            <w:rPr>
-                              <w:rFonts w:ascii="Calibri" w:eastAsia="Calibri" w:hAnsi="Calibri" w:cs="Calibri"/>
-                              <w:noProof/>
-                              <w:color w:val="000000"/>
-                              <w:sz w:val="18"/>
-                              <w:szCs w:val="18"/>
-                            </w:rPr>
-                          </w:pPr>
-                          <w:r>
-                            <w:rPr>
-                              <w:rFonts w:ascii="Calibri" w:eastAsia="Calibri" w:hAnsi="Calibri" w:cs="Calibri"/>
-                              <w:noProof/>
-                              <w:color w:val="000000"/>
-                              <w:sz w:val="18"/>
-                              <w:szCs w:val="18"/>
-                            </w:rPr>
-                            <w:t>Information Classification: GENERAL</w:t>
-                          </w:r>
-                        </w:p>
-                      </w:txbxContent>
-                    </wps:txbx>
-                    <wps:bodyPr rot="0" spcFirstLastPara="0" vertOverflow="overflow" horzOverflow="overflow" vert="horz" wrap="none" lIns="0" tIns="0" rIns="0" bIns="190500" numCol="1" spcCol="0" rtlCol="0" fromWordArt="0" anchor="b" anchorCtr="0" forceAA="0" compatLnSpc="1">
-                      <a:prstTxWarp prst="textNoShape">
-                        <a:avLst/>
-                      </a:prstTxWarp>
-                      <a:spAutoFit/>
-                    </wps:bodyPr>
-                  </wps:wsp>
-                </a:graphicData>
-              </a:graphic>
-            </wp:anchor>
-          </w:drawing>
-        </mc:Choice>
-        <mc:Fallback>
-          <w:pict>
-            <v:shapetype w14:anchorId="16238EDA" id="_x0000_t202" coordsize="21600,21600" o:spt="202" path="m,l,21600r21600,l21600,xe">
-              <v:stroke joinstyle="miter"/>
-              <v:path gradientshapeok="t" o:connecttype="rect"/>
-            </v:shapetype>
-            <v:shape id="Text Box 3" o:spid="_x0000_s1027" type="#_x0000_t202" alt="Information Classification: GENERAL" style="position:absolute;margin-left:0;margin-top:0;width:132.1pt;height:27.65pt;z-index:251660288;visibility:visible;mso-wrap-style:none;mso-wrap-distance-left:0;mso-wrap-distance-top:0;mso-wrap-distance-right:0;mso-wrap-distance-bottom:0;mso-position-horizontal:center;mso-position-horizontal-relative:page;mso-position-vertical:bottom;mso-position-vertical-relative:page;v-text-anchor:bottom" o:gfxdata="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" filled="f" stroked="f">
-              <v:textbox style="mso-fit-shape-to-text:t" inset="0,0,0,15pt">
-                <w:txbxContent>
-                  <w:p>
-                    <w:pPr>
-                      <w:spacing w:after="0"/>
-                      <w:rPr>
-                        <w:rFonts w:ascii="Calibri" w:eastAsia="Calibri" w:hAnsi="Calibri" w:cs="Calibri"/>
-                        <w:noProof/>
-                        <w:color w:val="000000"/>
-                        <w:sz w:val="18"/>
-                        <w:szCs w:val="18"/>
-                      </w:rPr>
-                    </w:pPr>
-                    <w:r>
-                      <w:rPr>
-                        <w:rFonts w:ascii="Calibri" w:eastAsia="Calibri" w:hAnsi="Calibri" w:cs="Calibri"/>
-                        <w:noProof/>
-                        <w:color w:val="000000"/>
-                        <w:sz w:val="18"/>
-                        <w:szCs w:val="18"/>
-                      </w:rPr>
-                      <w:t>Information Classification: GENERAL</w:t>
-                    </w:r>
-                  </w:p>
-                </w:txbxContent>
-              </v:textbox>
-              <w10:wrap anchorx="page" anchory="page"/>
-            </v:shape>
-          </w:pict>
-        </mc:Fallback>
-      </mc:AlternateContent>
-    </w:r>
-  </w:p>
-</w:ftr>
-</file>
-
-<file path=word/footer3.xml><?xml version="1.0" encoding="utf-8"?>
-<w:ftr xmlns:wpc="http://schemas.microsoft.com/office/word/2010/wordprocessingCanvas" xmlns:cx="http://schemas.microsoft.com/office/drawing/2014/chartex" xmlns:cx1="http://schemas.microsoft.com/office/drawing/2015/9/8/chartex" xmlns:cx2="http://schemas.microsoft.com/office/drawing/2015/10/21/chartex" xmlns:cx3="http://schemas.microsoft.com/office/drawing/2016/5/9/chartex" xmlns:cx4="http://schemas.microsoft.com/office/drawing/2016/5/10/chartex" xmlns:cx5="http://schemas.microsoft.com/office/drawing/2016/5/11/chartex" xmlns:cx6="http://schemas.microsoft.com/office/drawing/2016/5/12/chartex" xmlns:cx7="http://schemas.microsoft.com/office/drawing/2016/5/13/chartex" xmlns:cx8="http://schemas.microsoft.com/office/drawing/2016/5/14/chartex" xmlns:mc="http://schemas.openxmlformats.org/markup-compatibility/2006" xmlns:aink="http://schemas.microsoft.com/office/drawing/2016/ink" xmlns:am3d="http://schemas.microsoft.com/office/drawing/2017/model3d" xmlns:o="urn:schemas-microsoft-com:office:office" xmlns:oel="http://schemas.microsoft.com/office/2019/extlst" xmlns:r="http://schemas.openxmlformats.org/officeDocument/2006/relationships" xmlns:m="http://schemas.openxmlformats.org/officeDocument/2006/math" xmlns:v="urn:schemas-microsoft-com:vml" xmlns:wp14="http://schemas.microsoft.com/office/word/2010/wordprocessingDrawing" xmlns:wp="http://schemas.openxmlformats.org/drawingml/2006/wordprocessingDrawing" xmlns:w10="urn:schemas-microsoft-com:office:word" xmlns:w="http://schemas.openxmlformats.org/wordprocessingml/2006/main" xmlns:w14="http://schemas.microsoft.com/office/word/2010/wordml" xmlns:w15="http://schemas.microsoft.com/office/word/2012/wordml" xmlns:w16cex="http://schemas.microsoft.com/office/word/2018/wordml/cex" xmlns:w16cid="http://schemas.microsoft.com/office/word/2016/wordml/cid" xmlns:w16="http://schemas.microsoft.com/office/word/2018/wordml" xmlns:w16du="http://schemas.microsoft.com/office/word/2023/wordml/word16du" xmlns:w16sdtdh="http://schemas.microsoft.com/office/word/2020/wordml/sdtdatahash" xmlns:w16sdtfl="http://schemas.microsoft.com/office/word/2024/wordml/sdtformatlock" xmlns:w16se="http://schemas.microsoft.com/office/word/2015/wordml/symex" xmlns:wpg="http://schemas.microsoft.com/office/word/2010/wordprocessingGroup" xmlns:wpi="http://schemas.microsoft.com/office/word/2010/wordprocessingInk" xmlns:wne="http://schemas.microsoft.com/office/word/2006/wordml" xmlns:wps="http://schemas.microsoft.com/office/word/2010/wordprocessingShape" mc:Ignorable="w14 w15 w16se w16cid w16 w16cex w16sdtdh w16sdtfl w16du wp14">
-  <w:p>
-    <w:pPr>
-      <w:pStyle w:val="Footer"/>
-    </w:pPr>
-    <w:r>
-      <w:rPr>
-        <w:noProof/>
-      </w:rPr>
-      <mc:AlternateContent>
-        <mc:Choice Requires="wps">
-          <w:drawing>
             <wp:anchor distT="0" distB="0" distL="0" distR="0" simplePos="0" relativeHeight="251658240" behindDoc="0" locked="0" layoutInCell="1" allowOverlap="1" wp14:anchorId="048E3684" wp14:editId="7068AC77">
               <wp:simplePos x="635" y="635"/>
               <wp:positionH relativeFrom="page">
@@ -1989,7 +1882,7 @@
               <v:stroke joinstyle="miter"/>
               <v:path gradientshapeok="t" o:connecttype="rect"/>
             </v:shapetype>
-            <v:shape id="Text Box 1" o:spid="_x0000_s1028" type="#_x0000_t202" alt="Information Classification: GENERAL" style="position:absolute;margin-left:0;margin-top:0;width:132.1pt;height:27.65pt;z-index:251658240;visibility:visible;mso-wrap-style:none;mso-wrap-distance-left:0;mso-wrap-distance-top:0;mso-wrap-distance-right:0;mso-wrap-distance-bottom:0;mso-position-horizontal:center;mso-position-horizontal-relative:page;mso-position-vertical:bottom;mso-position-vertical-relative:page;v-text-anchor:bottom" o:gfxdata="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" filled="f" stroked="f">
+            <v:shape id="Text Box 1" o:spid="_x0000_s1027" type="#_x0000_t202" alt="Information Classification: GENERAL" style="position:absolute;margin-left:0;margin-top:0;width:132.1pt;height:27.65pt;z-index:251658240;visibility:visible;mso-wrap-style:none;mso-wrap-distance-left:0;mso-wrap-distance-top:0;mso-wrap-distance-right:0;mso-wrap-distance-bottom:0;mso-position-horizontal:center;mso-position-horizontal-relative:page;mso-position-vertical:bottom;mso-position-vertical-relative:page;v-text-anchor:bottom" o:gfxdata="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" filled="f" stroked="f">
               <v:textbox style="mso-fit-shape-to-text:t" inset="0,0,0,15pt">
                 <w:txbxContent>
                   <w:p>
@@ -2663,6 +2556,7 @@
   <w:style w:type="character" w:default="1" w:styleId="DefaultParagraphFont">
     <w:name w:val="Default Paragraph Font"/>
     <w:uiPriority w:val="1"/>
+    <w:semiHidden/>
     <w:unhideWhenUsed/>
   </w:style>
   <w:style w:type="table" w:default="1" w:styleId="TableNormal">
@@ -2748,6 +2642,28 @@
       <w:color w:val="0000FF" w:themeColor="hyperlink"/>
       <w:u w:val="single"/>
     </w:rPr>
+  </w:style>
+  <w:style w:type="paragraph" w:styleId="Header">
+    <w:name w:val="header"/>
+    <w:basedOn w:val="Normal"/>
+    <w:link w:val="HeaderChar"/>
+    <w:uiPriority w:val="99"/>
+    <w:unhideWhenUsed/>
+    <w:rsid w:val="007C0194"/>
+    <w:pPr>
+      <w:tabs>
+        <w:tab w:val="center" w:pos="4513"/>
+        <w:tab w:val="right" w:pos="9026"/>
+      </w:tabs>
+      <w:spacing w:after="0" w:line="240" w:lineRule="auto"/>
+    </w:pPr>
+  </w:style>
+  <w:style w:type="character" w:customStyle="1" w:styleId="HeaderChar">
+    <w:name w:val="Header Char"/>
+    <w:basedOn w:val="DefaultParagraphFont"/>
+    <w:link w:val="Header"/>
+    <w:uiPriority w:val="99"/>
+    <w:rsid w:val="007C0194"/>
   </w:style>
 </w:styles>
 </file>
